--- a/Барсук/КЕЙС 5 — Из Ванкувера в Новосибирск, мультимодальный маршрут.docx
+++ b/Барсук/КЕЙС 5 — Из Ванкувера в Новосибирск, мультимодальный маршрут.docx
@@ -28,21 +28,21 @@
           <w:sz w:val="24"/>
           <w:szCs w:val="24"/>
         </w:rPr>
-        <w:t xml:space="preserve">Прямых маршрутов из Канады в Россию сегодня нет, и это первое, с чем сталкивается человек, планирующий переезд в Сибирь. Груз приходится вести через нейтральные транзитные порты, а каждая перегрузка добавляет и срок, и риск.</w:t>
-      </w:r>
-    </w:p>
-    <w:p>
-      <w:pPr>
-        <w:spacing w:after="200" w:line="312"/>
-        <w:jc w:val="both"/>
-      </w:pPr>
-      <w:r>
-        <w:rPr>
-          <w:rFonts w:ascii="Times New Roman" w:cs="Times New Roman" w:eastAsia="Times New Roman" w:hAnsi="Times New Roman"/>
-          <w:sz w:val="24"/>
-          <w:szCs w:val="24"/>
-        </w:rPr>
-        <w:t xml:space="preserve">Кейс Сабины, перевозившей личные вещи из Ванкувера в Новосибирск, показывает, как собирается мультимодальный маршрут и что делать с грузом, который вызывает вопросы у таможни.</w:t>
+        <w:t xml:space="preserve">Прямых маршрутов из Канады в Россию сегодня не существует, и это первое, с чем сталкивается человек, планирующий переезд в сибирский город. Груз приходится вести через нейтральные транзитные порты, а каждая дополнительная перегрузка добавляет к проекту и срок, и риск повреждения вещей.</w:t>
+      </w:r>
+    </w:p>
+    <w:p>
+      <w:pPr>
+        <w:spacing w:after="200" w:line="312"/>
+        <w:jc w:val="both"/>
+      </w:pPr>
+      <w:r>
+        <w:rPr>
+          <w:rFonts w:ascii="Times New Roman" w:cs="Times New Roman" w:eastAsia="Times New Roman" w:hAnsi="Times New Roman"/>
+          <w:sz w:val="24"/>
+          <w:szCs w:val="24"/>
+        </w:rPr>
+        <w:t xml:space="preserve">Кейс Сабины, перевозившей личные вещи из Ванкувера в Новосибирск, показывает, как собирается мультимодальный маршрут в таких условиях и что делать с грузом, способным вызвать у таможни отдельные вопросы.</w:t>
       </w:r>
     </w:p>
     <w:p>
@@ -71,21 +71,21 @@
           <w:sz w:val="24"/>
           <w:szCs w:val="24"/>
         </w:rPr>
-        <w:t xml:space="preserve">Сабина планировала перевезти 12 м³ имущества общим весом 1 640 кг. Список включал лыжи, сноуборды и спортивную экипировку, книги, фототехнику с профессиональной оптикой и коллекцию минералов.</w:t>
-      </w:r>
-    </w:p>
-    <w:p>
-      <w:pPr>
-        <w:spacing w:after="200" w:line="312"/>
-        <w:jc w:val="both"/>
-      </w:pPr>
-      <w:r>
-        <w:rPr>
-          <w:rFonts w:ascii="Times New Roman" w:cs="Times New Roman" w:eastAsia="Times New Roman" w:hAnsi="Times New Roman"/>
-          <w:sz w:val="24"/>
-          <w:szCs w:val="24"/>
-        </w:rPr>
-        <w:t xml:space="preserve">Две позиции требовали отдельного внимания. Профессиональная оптика нередко вызывает вопросы о назначении, а коллекция минералов рискует быть отнесённой к сырьевым драгоценным камням, что меняет весь порядок оформления.</w:t>
+        <w:t xml:space="preserve">Сабина планировала перевезти 12 м³ имущества общим весом 1 640 кг, и список выглядел вполне обычно: лыжи, сноуборды и спортивная экипировка, книги, фототехника с профессиональной оптикой, а также коллекция минералов.</w:t>
+      </w:r>
+    </w:p>
+    <w:p>
+      <w:pPr>
+        <w:spacing w:after="200" w:line="312"/>
+        <w:jc w:val="both"/>
+      </w:pPr>
+      <w:r>
+        <w:rPr>
+          <w:rFonts w:ascii="Times New Roman" w:cs="Times New Roman" w:eastAsia="Times New Roman" w:hAnsi="Times New Roman"/>
+          <w:sz w:val="24"/>
+          <w:szCs w:val="24"/>
+        </w:rPr>
+        <w:t xml:space="preserve">Две позиции из этого перечня требовали отдельного внимания. Профессиональная оптика нередко вызывает у инспекторов вопросы о назначении оборудования, а коллекция минералов рискует быть отнесённой к сырьевым драгоценным камням, что полностью меняет порядок оформления и состав необходимых документов.</w:t>
       </w:r>
     </w:p>
     <w:p>
@@ -130,21 +130,21 @@
           <w:sz w:val="24"/>
           <w:szCs w:val="24"/>
         </w:rPr>
-        <w:t xml:space="preserve">Маршрут разработали с учётом действующих ограничений на прямые направления. Груз шёл мультимодально, через нейтральные транзитные порты, с перегрузкой в опломбированные контейнеры.</w:t>
-      </w:r>
-    </w:p>
-    <w:p>
-      <w:pPr>
-        <w:spacing w:after="200" w:line="312"/>
-        <w:jc w:val="both"/>
-      </w:pPr>
-      <w:r>
-        <w:rPr>
-          <w:rFonts w:ascii="Times New Roman" w:cs="Times New Roman" w:eastAsia="Times New Roman" w:hAnsi="Times New Roman"/>
-          <w:sz w:val="24"/>
-          <w:szCs w:val="24"/>
-        </w:rPr>
-        <w:t xml:space="preserve">Пломба здесь принципиальна. Она фиксирует, что на промежуточных этапах контейнер не вскрывали, и снимает вопросы о сохранности груза при приёмке.</w:t>
+        <w:t xml:space="preserve">Маршрут разрабатывали с учётом действующих ограничений на прямые направления, поэтому груз пошёл мультимодально, через нейтральные транзитные порты, с перегрузкой в опломбированные контейнеры.</w:t>
+      </w:r>
+    </w:p>
+    <w:p>
+      <w:pPr>
+        <w:spacing w:after="200" w:line="312"/>
+        <w:jc w:val="both"/>
+      </w:pPr>
+      <w:r>
+        <w:rPr>
+          <w:rFonts w:ascii="Times New Roman" w:cs="Times New Roman" w:eastAsia="Times New Roman" w:hAnsi="Times New Roman"/>
+          <w:sz w:val="24"/>
+          <w:szCs w:val="24"/>
+        </w:rPr>
+        <w:t xml:space="preserve">Пломба в такой схеме принципиальна. Она документально фиксирует, что на промежуточных этапах контейнер не вскрывали, и снимает вопросы о сохранности груза при его приёмке на другом конце маршрута.</w:t>
       </w:r>
     </w:p>
     <w:p>
@@ -173,21 +173,21 @@
           <w:sz w:val="24"/>
           <w:szCs w:val="24"/>
         </w:rPr>
-        <w:t xml:space="preserve">Документы на фототехнику и оптику проверили заранее, чтобы оборудование оформлялось как личное имущество. По коллекции минералов организовали подтверждение, исключающее отнесение образцов к сырьевым драгоценным камням.</w:t>
-      </w:r>
-    </w:p>
-    <w:p>
-      <w:pPr>
-        <w:spacing w:after="200" w:line="312"/>
-        <w:jc w:val="both"/>
-      </w:pPr>
-      <w:r>
-        <w:rPr>
-          <w:rFonts w:ascii="Times New Roman" w:cs="Times New Roman" w:eastAsia="Times New Roman" w:hAnsi="Times New Roman"/>
-          <w:sz w:val="24"/>
-          <w:szCs w:val="24"/>
-        </w:rPr>
-        <w:t xml:space="preserve">Параллельно готовили пакет по государственной программе добровольного переселения соотечественников, дающей право на освобождение от таможенных платежей.</w:t>
+        <w:t xml:space="preserve">Документы на фототехнику и оптику проверили заранее, чтобы оборудование прошло оформление как личное имущество. По коллекции минералов организовали отдельное подтверждение, исключающее отнесение образцов к сырьевым драгоценным камням, поскольку такая переквалификация означала бы совсем другие требования к ввозу.</w:t>
+      </w:r>
+    </w:p>
+    <w:p>
+      <w:pPr>
+        <w:spacing w:after="200" w:line="312"/>
+        <w:jc w:val="both"/>
+      </w:pPr>
+      <w:r>
+        <w:rPr>
+          <w:rFonts w:ascii="Times New Roman" w:cs="Times New Roman" w:eastAsia="Times New Roman" w:hAnsi="Times New Roman"/>
+          <w:sz w:val="24"/>
+          <w:szCs w:val="24"/>
+        </w:rPr>
+        <w:t xml:space="preserve">Параллельно готовили пакет по государственной программе добровольного переселения соотечественников, которая даёт право на освобождение от таможенных платежей при ввозе личного имущества.</w:t>
       </w:r>
     </w:p>
     <w:p>
@@ -232,7 +232,7 @@
           <w:sz w:val="24"/>
           <w:szCs w:val="24"/>
         </w:rPr>
-        <w:t xml:space="preserve">Общий срок доставки составил 97 дней. Приём груза организовали в Новосибирске, оттуда вещи доставили прямо в дом клиента.</w:t>
+        <w:t xml:space="preserve">Общий срок доставки от погрузки в Ванкувере до выдачи груза составил 97 дней. Приём организовали в Новосибирске, откуда вещи доставили прямо в дом клиента.</w:t>
       </w:r>
     </w:p>
     <w:p>
@@ -261,21 +261,21 @@
           <w:sz w:val="24"/>
           <w:szCs w:val="24"/>
         </w:rPr>
-        <w:t xml:space="preserve">Груз был доставлен в Россию и оформлен с применением льготы по Госпрограмме. Таможенными процедурами Сабина не занималась, оформление целиком взяли на себя наши специалисты.</w:t>
-      </w:r>
-    </w:p>
-    <w:p>
-      <w:pPr>
-        <w:spacing w:after="200" w:line="312"/>
-        <w:jc w:val="both"/>
-      </w:pPr>
-      <w:r>
-        <w:rPr>
-          <w:rFonts w:ascii="Times New Roman" w:cs="Times New Roman" w:eastAsia="Times New Roman" w:hAnsi="Times New Roman"/>
-          <w:sz w:val="24"/>
-          <w:szCs w:val="24"/>
-        </w:rPr>
-        <w:t xml:space="preserve">Кейс Сабины подтверждает, что отсутствие прямого маршрута перестаёт быть проблемой, когда схема продумана до погрузки. Сложная логистика ложится на экспедитора, а клиент просто получает вещи по адресу.</w:t>
+        <w:t xml:space="preserve">Груз был доставлен в Россию и оформлен с применением льготы по государственной программе, то есть без таможенных платежей. Таможенными процедурами Сабина не занималась ни на одном этапе, всё оформление взяли на себя наши специалисты.</w:t>
+      </w:r>
+    </w:p>
+    <w:p>
+      <w:pPr>
+        <w:spacing w:after="200" w:line="312"/>
+        <w:jc w:val="both"/>
+      </w:pPr>
+      <w:r>
+        <w:rPr>
+          <w:rFonts w:ascii="Times New Roman" w:cs="Times New Roman" w:eastAsia="Times New Roman" w:hAnsi="Times New Roman"/>
+          <w:sz w:val="24"/>
+          <w:szCs w:val="24"/>
+        </w:rPr>
+        <w:t xml:space="preserve">Кейс Сабины подтверждает, что отсутствие прямого маршрута перестаёт быть проблемой клиента, когда схема продумана до погрузки. Сложная логистика в этом случае ложится на экспедитора, а человек на другом конце маршрута просто получает свои вещи по адресу.</w:t>
       </w:r>
     </w:p>
     <w:sectPr>
